--- a/zhs/docx/020.content.docx
+++ b/zhs/docx/020.content.docx
@@ -218,18 +218,12 @@
         </w:rPr>
         <w:t>是一种鸟，在</w:t>
       </w:r>
-      <w:hyperlink r:id="rId13">
-        <w:r>
-          <w:rPr>
-            <w:lang w:val="zh_CN" w:bidi="zh_CN"/>
-          </w:rPr>
-          <w:rPr>
-            <w:color w:val="0000EE"/>
-            <w:u w:val="single"/>
-          </w:rPr>
-          <w:t>以色列</w:t>
-        </w:r>
-      </w:hyperlink>
+      <w:r>
+        <w:rPr>
+          <w:lang w:val="zh_CN" w:bidi="zh_CN"/>
+        </w:rPr>
+        <w:t>以色列</w:t>
+      </w:r>
       <w:r>
         <w:rPr>
           <w:lang w:val="zh_CN" w:bidi="zh_CN"/>
@@ -248,38 +242,14 @@
         <w:rPr>
           <w:lang w:val="zh_CN" w:bidi="zh_CN"/>
         </w:rPr>
-        <w:t>神要求</w:t>
-      </w:r>
-      <w:hyperlink r:id="rId14">
-        <w:r>
-          <w:rPr>
-            <w:lang w:val="zh_CN" w:bidi="zh_CN"/>
-          </w:rPr>
-          <w:rPr>
-            <w:color w:val="0000EE"/>
-            <w:u w:val="single"/>
-          </w:rPr>
-          <w:t>以色列人</w:t>
-        </w:r>
-      </w:hyperlink>
-      <w:r>
-        <w:rPr>
-          <w:lang w:val="zh_CN" w:bidi="zh_CN"/>
-        </w:rPr>
-        <w:t>在不同的仪式中以动物向祂</w:t>
-      </w:r>
-      <w:hyperlink r:id="rId15">
-        <w:r>
-          <w:rPr>
-            <w:lang w:val="zh_CN" w:bidi="zh_CN"/>
-          </w:rPr>
-          <w:rPr>
-            <w:color w:val="0000EE"/>
-            <w:u w:val="single"/>
-          </w:rPr>
-          <w:t>献祭</w:t>
-        </w:r>
-      </w:hyperlink>
+        <w:t>神要求以色列人在不同的仪式中以动物向祂</w:t>
+      </w:r>
+      <w:r>
+        <w:rPr>
+          <w:lang w:val="zh_CN" w:bidi="zh_CN"/>
+        </w:rPr>
+        <w:t>献祭</w:t>
+      </w:r>
       <w:r>
         <w:rPr>
           <w:lang w:val="zh_CN" w:bidi="zh_CN"/>
@@ -300,36 +270,24 @@
         </w:rPr>
         <w:t>当耶稣</w:t>
       </w:r>
-      <w:hyperlink r:id="rId16">
-        <w:r>
-          <w:rPr>
-            <w:lang w:val="zh_CN" w:bidi="zh_CN"/>
-          </w:rPr>
-          <w:rPr>
-            <w:color w:val="0000EE"/>
-            <w:u w:val="single"/>
-          </w:rPr>
-          <w:t>受洗</w:t>
-        </w:r>
-      </w:hyperlink>
+      <w:r>
+        <w:rPr>
+          <w:lang w:val="zh_CN" w:bidi="zh_CN"/>
+        </w:rPr>
+        <w:t>受洗</w:t>
+      </w:r>
       <w:r>
         <w:rPr>
           <w:lang w:val="zh_CN" w:bidi="zh_CN"/>
         </w:rPr>
         <w:t>时，</w:t>
       </w:r>
-      <w:hyperlink r:id="rId17">
-        <w:r>
-          <w:rPr>
-            <w:lang w:val="zh_CN" w:bidi="zh_CN"/>
-          </w:rPr>
-          <w:rPr>
-            <w:color w:val="0000EE"/>
-            <w:u w:val="single"/>
-          </w:rPr>
-          <w:t>圣灵</w:t>
-        </w:r>
-      </w:hyperlink>
+      <w:r>
+        <w:rPr>
+          <w:lang w:val="zh_CN" w:bidi="zh_CN"/>
+        </w:rPr>
+        <w:t>圣灵</w:t>
+      </w:r>
       <w:r>
         <w:rPr>
           <w:lang w:val="zh_CN" w:bidi="zh_CN"/>
@@ -389,7 +347,7 @@
           <w:lang w:val="zh_CN" w:bidi="zh_CN"/>
         </w:rPr>
       </w:r>
-      <w:hyperlink r:id="rId18">
+      <w:hyperlink r:id="rId13">
         <w:r>
           <w:rPr>
             <w:lang w:val="zh_CN" w:bidi="zh_CN"/>
@@ -455,54 +413,36 @@
         </w:rPr>
         <w:t>这些都是位于</w:t>
       </w:r>
-      <w:hyperlink r:id="rId19">
-        <w:r>
-          <w:rPr>
-            <w:lang w:val="zh_CN" w:bidi="zh_CN"/>
-          </w:rPr>
-          <w:rPr>
-            <w:color w:val="0000EE"/>
-            <w:u w:val="single"/>
-          </w:rPr>
-          <w:t>加利利海</w:t>
-        </w:r>
-      </w:hyperlink>
+      <w:r>
+        <w:rPr>
+          <w:lang w:val="zh_CN" w:bidi="zh_CN"/>
+        </w:rPr>
+        <w:t>加利利海</w:t>
+      </w:r>
       <w:r>
         <w:rPr>
           <w:lang w:val="zh_CN" w:bidi="zh_CN"/>
         </w:rPr>
         <w:t>东南岸的地区和该地区内城市的不同名称。住在这里的大多数人都不是</w:t>
       </w:r>
-      <w:hyperlink r:id="rId20">
-        <w:r>
-          <w:rPr>
-            <w:lang w:val="zh_CN" w:bidi="zh_CN"/>
-          </w:rPr>
-          <w:rPr>
-            <w:color w:val="0000EE"/>
-            <w:u w:val="single"/>
-          </w:rPr>
-          <w:t>犹太人</w:t>
-        </w:r>
-      </w:hyperlink>
+      <w:r>
+        <w:rPr>
+          <w:lang w:val="zh_CN" w:bidi="zh_CN"/>
+        </w:rPr>
+        <w:t>犹太人</w:t>
+      </w:r>
       <w:r>
         <w:rPr>
           <w:lang w:val="zh_CN" w:bidi="zh_CN"/>
         </w:rPr>
         <w:t>。该地区是</w:t>
       </w:r>
-      <w:hyperlink r:id="rId21">
-        <w:r>
-          <w:rPr>
-            <w:lang w:val="zh_CN" w:bidi="zh_CN"/>
-          </w:rPr>
-          <w:rPr>
-            <w:color w:val="0000EE"/>
-            <w:u w:val="single"/>
-          </w:rPr>
-          <w:t>低加坡里</w:t>
-        </w:r>
-      </w:hyperlink>
+      <w:r>
+        <w:rPr>
+          <w:lang w:val="zh_CN" w:bidi="zh_CN"/>
+        </w:rPr>
+        <w:t>低加坡里</w:t>
+      </w:r>
       <w:r>
         <w:rPr>
           <w:lang w:val="zh_CN" w:bidi="zh_CN"/>
@@ -562,7 +502,7 @@
           <w:lang w:val="zh_CN" w:bidi="zh_CN"/>
         </w:rPr>
       </w:r>
-      <w:hyperlink r:id="rId18">
+      <w:hyperlink r:id="rId13">
         <w:r>
           <w:rPr>
             <w:lang w:val="zh_CN" w:bidi="zh_CN"/>

--- a/zhs/docx/020.content.docx
+++ b/zhs/docx/020.content.docx
@@ -321,23 +321,12 @@
         <w:rPr>
           <w:lang w:val="zh_CN" w:bidi="zh_CN"/>
         </w:rPr>
-        <w:t>鸽子</w:t>
-      </w:r>
-      <w:r>
-        <w:rPr>
-          <w:lang w:val="zh_CN" w:bidi="zh_CN"/>
-        </w:rPr>
-      </w:r>
-    </w:p>
-    <w:p>
-      <w:pPr>
-        <w:pStyle w:val="Heading4"/>
-      </w:pPr>
-      <w:r>
-        <w:rPr>
-          <w:lang w:val="zh_CN" w:bidi="zh_CN"/>
-        </w:rPr>
-        <w:t>Audio Content</w:t>
+        <w:t>格拉森人</w:t>
+      </w:r>
+      <w:r>
+        <w:rPr>
+          <w:lang w:val="zh_CN" w:bidi="zh_CN"/>
+        </w:rPr>
       </w:r>
     </w:p>
     <w:p>
@@ -347,66 +336,6 @@
           <w:lang w:val="zh_CN" w:bidi="zh_CN"/>
         </w:rPr>
       </w:r>
-      <w:hyperlink r:id="rId13">
-        <w:r>
-          <w:rPr>
-            <w:lang w:val="zh_CN" w:bidi="zh_CN"/>
-          </w:rPr>
-          <w:rPr>
-            <w:color w:val="0000EE"/>
-            <w:u w:val="single"/>
-          </w:rPr>
-          <w:t>mp3 file</w:t>
-        </w:r>
-      </w:hyperlink>
-      <w:r>
-        <w:rPr>
-          <w:lang w:val="zh_CN" w:bidi="zh_CN"/>
-        </w:rPr>
-        <w:t xml:space="preserve"> (None KB)</w:t>
-      </w:r>
-      <w:r>
-        <w:rPr>
-          <w:lang w:val="zh_CN" w:bidi="zh_CN"/>
-        </w:rPr>
-      </w:r>
-      <w:r>
-        <w:rPr>
-          <w:lang w:val="zh_CN" w:bidi="zh_CN"/>
-        </w:rPr>
-      </w:r>
-    </w:p>
-    <w:p>
-      <w:pPr/>
-      <w:r>
-        <w:rPr>
-          <w:lang w:val="zh_CN" w:bidi="zh_CN"/>
-        </w:rPr>
-      </w:r>
-    </w:p>
-    <w:p>
-      <w:pPr>
-        <w:pStyle w:val="Heading2"/>
-      </w:pPr>
-      <w:r>
-        <w:rPr>
-          <w:lang w:val="zh_CN" w:bidi="zh_CN"/>
-        </w:rPr>
-        <w:t>格拉森人</w:t>
-      </w:r>
-      <w:r>
-        <w:rPr>
-          <w:lang w:val="zh_CN" w:bidi="zh_CN"/>
-        </w:rPr>
-      </w:r>
-    </w:p>
-    <w:p>
-      <w:pPr/>
-      <w:r>
-        <w:rPr>
-          <w:lang w:val="zh_CN" w:bidi="zh_CN"/>
-        </w:rPr>
-      </w:r>
       <w:r>
         <w:rPr>
           <w:lang w:val="zh_CN" w:bidi="zh_CN"/>
@@ -448,77 +377,6 @@
           <w:lang w:val="zh_CN" w:bidi="zh_CN"/>
         </w:rPr>
         <w:t>的一部分。</w:t>
-      </w:r>
-      <w:r>
-        <w:rPr>
-          <w:lang w:val="zh_CN" w:bidi="zh_CN"/>
-        </w:rPr>
-      </w:r>
-      <w:r>
-        <w:rPr>
-          <w:lang w:val="zh_CN" w:bidi="zh_CN"/>
-        </w:rPr>
-      </w:r>
-    </w:p>
-    <w:p>
-      <w:pPr/>
-      <w:r>
-        <w:rPr>
-          <w:lang w:val="zh_CN" w:bidi="zh_CN"/>
-        </w:rPr>
-      </w:r>
-    </w:p>
-    <w:p>
-      <w:pPr>
-        <w:pStyle w:val="Heading2"/>
-      </w:pPr>
-      <w:r>
-        <w:rPr>
-          <w:lang w:val="zh_CN" w:bidi="zh_CN"/>
-        </w:rPr>
-        <w:t>格拉森人</w:t>
-      </w:r>
-      <w:r>
-        <w:rPr>
-          <w:lang w:val="zh_CN" w:bidi="zh_CN"/>
-        </w:rPr>
-      </w:r>
-    </w:p>
-    <w:p>
-      <w:pPr>
-        <w:pStyle w:val="Heading4"/>
-      </w:pPr>
-      <w:r>
-        <w:rPr>
-          <w:lang w:val="zh_CN" w:bidi="zh_CN"/>
-        </w:rPr>
-        <w:t>Audio Content</w:t>
-      </w:r>
-    </w:p>
-    <w:p>
-      <w:pPr/>
-      <w:r>
-        <w:rPr>
-          <w:lang w:val="zh_CN" w:bidi="zh_CN"/>
-        </w:rPr>
-      </w:r>
-      <w:hyperlink r:id="rId13">
-        <w:r>
-          <w:rPr>
-            <w:lang w:val="zh_CN" w:bidi="zh_CN"/>
-          </w:rPr>
-          <w:rPr>
-            <w:color w:val="0000EE"/>
-            <w:u w:val="single"/>
-          </w:rPr>
-          <w:t>mp3 file</w:t>
-        </w:r>
-      </w:hyperlink>
-      <w:r>
-        <w:rPr>
-          <w:lang w:val="zh_CN" w:bidi="zh_CN"/>
-        </w:rPr>
-        <w:t xml:space="preserve"> (None KB)</w:t>
       </w:r>
       <w:r>
         <w:rPr>

--- a/zhs/docx/020.content.docx
+++ b/zhs/docx/020.content.docx
@@ -218,12 +218,18 @@
         </w:rPr>
         <w:t>是一种鸟，在</w:t>
       </w:r>
-      <w:r>
-        <w:rPr>
-          <w:lang w:val="zh_CN" w:bidi="zh_CN"/>
-        </w:rPr>
-        <w:t>以色列</w:t>
-      </w:r>
+      <w:hyperlink r:id="rId13">
+        <w:r>
+          <w:rPr>
+            <w:lang w:val="zh_CN" w:bidi="zh_CN"/>
+          </w:rPr>
+          <w:rPr>
+            <w:color w:val="0000EE"/>
+            <w:u w:val="single"/>
+          </w:rPr>
+          <w:t>以色列</w:t>
+        </w:r>
+      </w:hyperlink>
       <w:r>
         <w:rPr>
           <w:lang w:val="zh_CN" w:bidi="zh_CN"/>
@@ -242,14 +248,38 @@
         <w:rPr>
           <w:lang w:val="zh_CN" w:bidi="zh_CN"/>
         </w:rPr>
-        <w:t>神要求以色列人在不同的仪式中以动物向祂</w:t>
+        <w:t>神要求</w:t>
       </w:r>
+      <w:hyperlink r:id="rId14">
+        <w:r>
+          <w:rPr>
+            <w:lang w:val="zh_CN" w:bidi="zh_CN"/>
+          </w:rPr>
+          <w:rPr>
+            <w:color w:val="0000EE"/>
+            <w:u w:val="single"/>
+          </w:rPr>
+          <w:t>以色列人</w:t>
+        </w:r>
+      </w:hyperlink>
       <w:r>
         <w:rPr>
           <w:lang w:val="zh_CN" w:bidi="zh_CN"/>
         </w:rPr>
-        <w:t>献祭</w:t>
+        <w:t>在不同的仪式中以动物向祂</w:t>
       </w:r>
+      <w:hyperlink r:id="rId15">
+        <w:r>
+          <w:rPr>
+            <w:lang w:val="zh_CN" w:bidi="zh_CN"/>
+          </w:rPr>
+          <w:rPr>
+            <w:color w:val="0000EE"/>
+            <w:u w:val="single"/>
+          </w:rPr>
+          <w:t>献祭</w:t>
+        </w:r>
+      </w:hyperlink>
       <w:r>
         <w:rPr>
           <w:lang w:val="zh_CN" w:bidi="zh_CN"/>
@@ -270,24 +300,36 @@
         </w:rPr>
         <w:t>当耶稣</w:t>
       </w:r>
-      <w:r>
-        <w:rPr>
-          <w:lang w:val="zh_CN" w:bidi="zh_CN"/>
-        </w:rPr>
-        <w:t>受洗</w:t>
-      </w:r>
+      <w:hyperlink r:id="rId16">
+        <w:r>
+          <w:rPr>
+            <w:lang w:val="zh_CN" w:bidi="zh_CN"/>
+          </w:rPr>
+          <w:rPr>
+            <w:color w:val="0000EE"/>
+            <w:u w:val="single"/>
+          </w:rPr>
+          <w:t>受洗</w:t>
+        </w:r>
+      </w:hyperlink>
       <w:r>
         <w:rPr>
           <w:lang w:val="zh_CN" w:bidi="zh_CN"/>
         </w:rPr>
         <w:t>时，</w:t>
       </w:r>
-      <w:r>
-        <w:rPr>
-          <w:lang w:val="zh_CN" w:bidi="zh_CN"/>
-        </w:rPr>
-        <w:t>圣灵</w:t>
-      </w:r>
+      <w:hyperlink r:id="rId17">
+        <w:r>
+          <w:rPr>
+            <w:lang w:val="zh_CN" w:bidi="zh_CN"/>
+          </w:rPr>
+          <w:rPr>
+            <w:color w:val="0000EE"/>
+            <w:u w:val="single"/>
+          </w:rPr>
+          <w:t>圣灵</w:t>
+        </w:r>
+      </w:hyperlink>
       <w:r>
         <w:rPr>
           <w:lang w:val="zh_CN" w:bidi="zh_CN"/>
@@ -342,36 +384,54 @@
         </w:rPr>
         <w:t>这些都是位于</w:t>
       </w:r>
-      <w:r>
-        <w:rPr>
-          <w:lang w:val="zh_CN" w:bidi="zh_CN"/>
-        </w:rPr>
-        <w:t>加利利海</w:t>
-      </w:r>
+      <w:hyperlink r:id="rId18">
+        <w:r>
+          <w:rPr>
+            <w:lang w:val="zh_CN" w:bidi="zh_CN"/>
+          </w:rPr>
+          <w:rPr>
+            <w:color w:val="0000EE"/>
+            <w:u w:val="single"/>
+          </w:rPr>
+          <w:t>加利利海</w:t>
+        </w:r>
+      </w:hyperlink>
       <w:r>
         <w:rPr>
           <w:lang w:val="zh_CN" w:bidi="zh_CN"/>
         </w:rPr>
         <w:t>东南岸的地区和该地区内城市的不同名称。住在这里的大多数人都不是</w:t>
       </w:r>
-      <w:r>
-        <w:rPr>
-          <w:lang w:val="zh_CN" w:bidi="zh_CN"/>
-        </w:rPr>
-        <w:t>犹太人</w:t>
-      </w:r>
+      <w:hyperlink r:id="rId19">
+        <w:r>
+          <w:rPr>
+            <w:lang w:val="zh_CN" w:bidi="zh_CN"/>
+          </w:rPr>
+          <w:rPr>
+            <w:color w:val="0000EE"/>
+            <w:u w:val="single"/>
+          </w:rPr>
+          <w:t>犹太人</w:t>
+        </w:r>
+      </w:hyperlink>
       <w:r>
         <w:rPr>
           <w:lang w:val="zh_CN" w:bidi="zh_CN"/>
         </w:rPr>
         <w:t>。该地区是</w:t>
       </w:r>
-      <w:r>
-        <w:rPr>
-          <w:lang w:val="zh_CN" w:bidi="zh_CN"/>
-        </w:rPr>
-        <w:t>低加坡里</w:t>
-      </w:r>
+      <w:hyperlink r:id="rId20">
+        <w:r>
+          <w:rPr>
+            <w:lang w:val="zh_CN" w:bidi="zh_CN"/>
+          </w:rPr>
+          <w:rPr>
+            <w:color w:val="0000EE"/>
+            <w:u w:val="single"/>
+          </w:rPr>
+          <w:t>低加坡里</w:t>
+        </w:r>
+      </w:hyperlink>
       <w:r>
         <w:rPr>
           <w:lang w:val="zh_CN" w:bidi="zh_CN"/>
